--- a/lab11/TestSuite/DOD_TS.docx
+++ b/lab11/TestSuite/DOD_TS.docx
@@ -112,18 +112,7 @@
                 <w:szCs w:val="25"/>
                 <w:lang w:val="en-US"/>
               </w:rPr>
-              <w:t>DOD</w:t>
-            </w:r>
-            <w:bookmarkStart w:id="0" w:name="_GoBack"/>
-            <w:bookmarkEnd w:id="0"/>
-            <w:r>
-              <w:rPr>
-                <w:rFonts w:hint="default" w:ascii="Arial Narrow" w:hAnsi="Arial Narrow"/>
-                <w:sz w:val="25"/>
-                <w:szCs w:val="25"/>
-                <w:lang w:val="en-US"/>
-              </w:rPr>
-              <w:t>-TS</w:t>
+              <w:t>DOD-TS</w:t>
             </w:r>
           </w:p>
         </w:tc>
@@ -211,7 +200,18 @@
                 <w:szCs w:val="25"/>
                 <w:lang w:val="en-US"/>
               </w:rPr>
-              <w:t>Prj_1_Kasian.exe</w:t>
+              <w:t>Prj_1_Kasian_TD</w:t>
+            </w:r>
+            <w:bookmarkStart w:id="0" w:name="_GoBack"/>
+            <w:bookmarkEnd w:id="0"/>
+            <w:r>
+              <w:rPr>
+                <w:rFonts w:hint="default" w:ascii="Arial Narrow" w:hAnsi="Arial Narrow"/>
+                <w:sz w:val="25"/>
+                <w:szCs w:val="25"/>
+                <w:lang w:val="en-US"/>
+              </w:rPr>
+              <w:t>.exe</w:t>
             </w:r>
           </w:p>
         </w:tc>
@@ -1731,7 +1731,7 @@
               <w:sz w:val="16"/>
               <w:szCs w:val="16"/>
             </w:rPr>
-            <w:t>02.05.2026</w:t>
+            <w:t>03.05.2026</w:t>
           </w:r>
           <w:r>
             <w:rPr>
@@ -1785,7 +1785,7 @@
               <w:sz w:val="16"/>
               <w:szCs w:val="16"/>
             </w:rPr>
-            <w:t>23:27:51</w:t>
+            <w:t>10:22:23</w:t>
           </w:r>
           <w:r>
             <w:rPr>
@@ -2015,7 +2015,7 @@
               <w:sz w:val="16"/>
               <w:szCs w:val="16"/>
             </w:rPr>
-            <w:t>02.05.2026</w:t>
+            <w:t>03.05.2026</w:t>
           </w:r>
           <w:r>
             <w:rPr>
@@ -2069,7 +2069,7 @@
               <w:sz w:val="16"/>
               <w:szCs w:val="16"/>
             </w:rPr>
-            <w:t>23:27:51</w:t>
+            <w:t>10:22:23</w:t>
           </w:r>
           <w:r>
             <w:rPr>
@@ -2393,7 +2393,7 @@
                               <w:szCs w:val="20"/>
                               <w:lang w:val="en-US"/>
                             </w:rPr>
-                            <w:t>5/2/2026</w:t>
+                            <w:t>5/3/2026</w:t>
                           </w:r>
                           <w:r>
                             <w:rPr>
@@ -2551,7 +2551,7 @@
                         <w:szCs w:val="20"/>
                         <w:lang w:val="en-US"/>
                       </w:rPr>
-                      <w:t>5/2/2026</w:t>
+                      <w:t>5/3/2026</w:t>
                     </w:r>
                     <w:r>
                       <w:rPr>
@@ -2615,8 +2615,8 @@
     <w:lsdException w:unhideWhenUsed="0" w:uiPriority="0" w:semiHidden="0" w:name="toc 8"/>
     <w:lsdException w:unhideWhenUsed="0" w:uiPriority="0" w:semiHidden="0" w:name="toc 9"/>
     <w:lsdException w:unhideWhenUsed="0" w:uiPriority="0" w:semiHidden="0" w:name="Normal Indent"/>
-    <w:lsdException w:unhideWhenUsed="0" w:uiPriority="0" w:name="footnote text"/>
-    <w:lsdException w:unhideWhenUsed="0" w:uiPriority="0" w:name="annotation text"/>
+    <w:lsdException w:qFormat="1" w:unhideWhenUsed="0" w:uiPriority="0" w:name="footnote text"/>
+    <w:lsdException w:qFormat="1" w:unhideWhenUsed="0" w:uiPriority="0" w:name="annotation text"/>
     <w:lsdException w:qFormat="1" w:unhideWhenUsed="0" w:uiPriority="0" w:semiHidden="0" w:name="header"/>
     <w:lsdException w:qFormat="1" w:unhideWhenUsed="0" w:uiPriority="0" w:semiHidden="0" w:name="footer"/>
     <w:lsdException w:unhideWhenUsed="0" w:uiPriority="0" w:semiHidden="0" w:name="index heading"/>
@@ -2624,10 +2624,10 @@
     <w:lsdException w:unhideWhenUsed="0" w:uiPriority="0" w:semiHidden="0" w:name="table of figures"/>
     <w:lsdException w:unhideWhenUsed="0" w:uiPriority="0" w:semiHidden="0" w:name="envelope address"/>
     <w:lsdException w:unhideWhenUsed="0" w:uiPriority="0" w:semiHidden="0" w:name="envelope return"/>
-    <w:lsdException w:unhideWhenUsed="0" w:uiPriority="0" w:name="footnote reference"/>
-    <w:lsdException w:unhideWhenUsed="0" w:uiPriority="0" w:name="annotation reference"/>
+    <w:lsdException w:qFormat="1" w:unhideWhenUsed="0" w:uiPriority="0" w:name="footnote reference"/>
+    <w:lsdException w:qFormat="1" w:unhideWhenUsed="0" w:uiPriority="0" w:name="annotation reference"/>
     <w:lsdException w:unhideWhenUsed="0" w:uiPriority="0" w:semiHidden="0" w:name="line number"/>
-    <w:lsdException w:unhideWhenUsed="0" w:uiPriority="0" w:semiHidden="0" w:name="page number"/>
+    <w:lsdException w:qFormat="1" w:unhideWhenUsed="0" w:uiPriority="0" w:semiHidden="0" w:name="page number"/>
     <w:lsdException w:unhideWhenUsed="0" w:uiPriority="0" w:semiHidden="0" w:name="endnote reference"/>
     <w:lsdException w:unhideWhenUsed="0" w:uiPriority="0" w:semiHidden="0" w:name="endnote text"/>
     <w:lsdException w:unhideWhenUsed="0" w:uiPriority="0" w:semiHidden="0" w:name="table of authorities"/>
@@ -2651,7 +2651,7 @@
     <w:lsdException w:qFormat="1" w:unhideWhenUsed="0" w:uiPriority="0" w:semiHidden="0" w:name="Title"/>
     <w:lsdException w:unhideWhenUsed="0" w:uiPriority="0" w:semiHidden="0" w:name="Closing"/>
     <w:lsdException w:unhideWhenUsed="0" w:uiPriority="0" w:semiHidden="0" w:name="Signature"/>
-    <w:lsdException w:unhideWhenUsed="0" w:uiPriority="0" w:name="Default Paragraph Font"/>
+    <w:lsdException w:qFormat="1" w:unhideWhenUsed="0" w:uiPriority="0" w:name="Default Paragraph Font"/>
     <w:lsdException w:unhideWhenUsed="0" w:uiPriority="0" w:semiHidden="0" w:name="Body Text"/>
     <w:lsdException w:unhideWhenUsed="0" w:uiPriority="0" w:semiHidden="0" w:name="Body Text Indent"/>
     <w:lsdException w:unhideWhenUsed="0" w:uiPriority="0" w:semiHidden="0" w:name="List Continue"/>
@@ -2671,7 +2671,7 @@
     <w:lsdException w:unhideWhenUsed="0" w:uiPriority="0" w:semiHidden="0" w:name="Body Text Indent 2"/>
     <w:lsdException w:unhideWhenUsed="0" w:uiPriority="0" w:semiHidden="0" w:name="Body Text Indent 3"/>
     <w:lsdException w:unhideWhenUsed="0" w:uiPriority="0" w:semiHidden="0" w:name="Block Text"/>
-    <w:lsdException w:unhideWhenUsed="0" w:uiPriority="0" w:semiHidden="0" w:name="Hyperlink"/>
+    <w:lsdException w:qFormat="1" w:unhideWhenUsed="0" w:uiPriority="0" w:semiHidden="0" w:name="Hyperlink"/>
     <w:lsdException w:unhideWhenUsed="0" w:uiPriority="0" w:semiHidden="0" w:name="FollowedHyperlink"/>
     <w:lsdException w:qFormat="1" w:unhideWhenUsed="0" w:uiPriority="0" w:semiHidden="0" w:name="Strong"/>
     <w:lsdException w:qFormat="1" w:unhideWhenUsed="0" w:uiPriority="0" w:semiHidden="0" w:name="Emphasis"/>
@@ -2733,7 +2733,7 @@
     <w:lsdException w:unhideWhenUsed="0" w:uiPriority="0" w:semiHidden="0" w:name="Table Web 1"/>
     <w:lsdException w:unhideWhenUsed="0" w:uiPriority="0" w:semiHidden="0" w:name="Table Web 2"/>
     <w:lsdException w:unhideWhenUsed="0" w:uiPriority="0" w:semiHidden="0" w:name="Table Web 3"/>
-    <w:lsdException w:unhideWhenUsed="0" w:uiPriority="0" w:name="Balloon Text"/>
+    <w:lsdException w:qFormat="1" w:unhideWhenUsed="0" w:uiPriority="0" w:name="Balloon Text"/>
     <w:lsdException w:qFormat="1" w:unhideWhenUsed="0" w:uiPriority="0" w:semiHidden="0" w:name="Table Grid"/>
     <w:lsdException w:unhideWhenUsed="0" w:uiPriority="0" w:semiHidden="0" w:name="Table Theme"/>
   </w:latentStyles>
@@ -2767,6 +2767,7 @@
   <w:style w:type="character" w:default="1" w:styleId="3">
     <w:name w:val="Default Paragraph Font"/>
     <w:semiHidden/>
+    <w:qFormat/>
     <w:uiPriority w:val="0"/>
   </w:style>
   <w:style w:type="table" w:default="1" w:styleId="4">
@@ -2787,6 +2788,7 @@
     <w:name w:val="footnote reference"/>
     <w:basedOn w:val="3"/>
     <w:semiHidden/>
+    <w:qFormat/>
     <w:uiPriority w:val="0"/>
     <w:rPr>
       <w:vertAlign w:val="superscript"/>
@@ -2796,6 +2798,7 @@
     <w:name w:val="annotation reference"/>
     <w:basedOn w:val="3"/>
     <w:semiHidden/>
+    <w:qFormat/>
     <w:uiPriority w:val="0"/>
     <w:rPr>
       <w:sz w:val="16"/>
@@ -2805,6 +2808,7 @@
   <w:style w:type="character" w:styleId="7">
     <w:name w:val="Hyperlink"/>
     <w:basedOn w:val="3"/>
+    <w:qFormat/>
     <w:uiPriority w:val="0"/>
     <w:rPr>
       <w:color w:val="0000FF"/>
@@ -2814,12 +2818,14 @@
   <w:style w:type="character" w:styleId="8">
     <w:name w:val="page number"/>
     <w:basedOn w:val="3"/>
+    <w:qFormat/>
     <w:uiPriority w:val="0"/>
   </w:style>
   <w:style w:type="paragraph" w:styleId="9">
     <w:name w:val="Balloon Text"/>
     <w:basedOn w:val="1"/>
     <w:semiHidden/>
+    <w:qFormat/>
     <w:uiPriority w:val="0"/>
     <w:rPr>
       <w:rFonts w:ascii="Tahoma" w:hAnsi="Tahoma" w:cs="Tahoma"/>
@@ -2831,6 +2837,7 @@
     <w:name w:val="annotation text"/>
     <w:basedOn w:val="1"/>
     <w:semiHidden/>
+    <w:qFormat/>
     <w:uiPriority w:val="0"/>
     <w:rPr>
       <w:sz w:val="20"/>
@@ -2853,6 +2860,7 @@
     <w:name w:val="footnote text"/>
     <w:basedOn w:val="1"/>
     <w:semiHidden/>
+    <w:qFormat/>
     <w:uiPriority w:val="0"/>
     <w:rPr>
       <w:sz w:val="20"/>
